--- a/appendix/01-精益术语表.docx
+++ b/appendix/01-精益术语表.docx
@@ -6645,7 +6645,7 @@
           <w:i w:val="0"/>
           <w:sz w:val="32"/>
         </w:rPr>
-        <w:t>5. 紧固件行业术语</w:t>
+        <w:t>5. 制造业术语</w:t>
       </w:r>
     </w:p>
     <w:tbl>
@@ -6817,66 +6817,69 @@
             <w:tcW w:type="dxa" w:w="1660"/>
           </w:tcPr>
           <w:p>
-            <w:r/>
-            <w:r>
-              <w:rPr>
-                <w:rFonts w:ascii="SimSun" w:hAnsi="SimSun"/>
-                <w:b w:val="0"/>
-                <w:i w:val="0"/>
-                <w:sz w:val="20"/>
-              </w:rPr>
-              <w:t>Cold Heading</w:t>
-            </w:r>
-          </w:p>
-        </w:tc>
-        <w:tc>
-          <w:tcPr>
-            <w:tcW w:type="dxa" w:w="1660"/>
-          </w:tcPr>
-          <w:p>
-            <w:r/>
-            <w:r>
-              <w:rPr>
-                <w:rFonts w:ascii="SimSun" w:hAnsi="SimSun"/>
-                <w:b w:val="0"/>
-                <w:i w:val="0"/>
-                <w:sz w:val="20"/>
-              </w:rPr>
-              <w:t>冷間鍛造</w:t>
-            </w:r>
-          </w:p>
-        </w:tc>
-        <w:tc>
-          <w:tcPr>
-            <w:tcW w:type="dxa" w:w="1660"/>
-          </w:tcPr>
-          <w:p>
-            <w:r/>
-            <w:r>
-              <w:rPr>
-                <w:rFonts w:ascii="SimSun" w:hAnsi="SimSun"/>
-                <w:b w:val="0"/>
-                <w:i w:val="0"/>
-                <w:sz w:val="20"/>
-              </w:rPr>
-              <w:t>冷镦</w:t>
-            </w:r>
-          </w:p>
-        </w:tc>
-        <w:tc>
-          <w:tcPr>
-            <w:tcW w:type="dxa" w:w="1660"/>
-          </w:tcPr>
-          <w:p>
-            <w:r/>
-            <w:r>
-              <w:rPr>
-                <w:rFonts w:ascii="SimSun" w:hAnsi="SimSun"/>
-                <w:b w:val="0"/>
-                <w:i w:val="0"/>
-                <w:sz w:val="20"/>
-              </w:rPr>
-              <w:t>在室温下通过模具对线材进行镦粗成型</w:t>
+            <w:r>
+              <w:t>Machining</w:t>
+            </w:r>
+            <w:r>
+              <w:rPr>
+                <w:rFonts w:ascii="SimSun" w:hAnsi="SimSun"/>
+                <w:b w:val="0"/>
+                <w:i w:val="0"/>
+                <w:sz w:val="20"/>
+              </w:rPr>
+            </w:r>
+          </w:p>
+        </w:tc>
+        <w:tc>
+          <w:tcPr>
+            <w:tcW w:type="dxa" w:w="1660"/>
+          </w:tcPr>
+          <w:p>
+            <w:r/>
+            <w:r>
+              <w:rPr>
+                <w:rFonts w:ascii="SimSun" w:hAnsi="SimSun"/>
+                <w:b w:val="0"/>
+                <w:i w:val="0"/>
+                <w:sz w:val="20"/>
+              </w:rPr>
+              <w:t>機械加工</w:t>
+            </w:r>
+          </w:p>
+        </w:tc>
+        <w:tc>
+          <w:tcPr>
+            <w:tcW w:type="dxa" w:w="1660"/>
+          </w:tcPr>
+          <w:p>
+            <w:r>
+              <w:t>机加工</w:t>
+            </w:r>
+            <w:r>
+              <w:rPr>
+                <w:rFonts w:ascii="SimSun" w:hAnsi="SimSun"/>
+                <w:b w:val="0"/>
+                <w:i w:val="0"/>
+                <w:sz w:val="20"/>
+              </w:rPr>
+            </w:r>
+          </w:p>
+        </w:tc>
+        <w:tc>
+          <w:tcPr>
+            <w:tcW w:type="dxa" w:w="1660"/>
+          </w:tcPr>
+          <w:p>
+            <w:r>
+              <w:t>在室温下通过模具对原材料进行成型成型</w:t>
+            </w:r>
+            <w:r>
+              <w:rPr>
+                <w:rFonts w:ascii="SimSun" w:hAnsi="SimSun"/>
+                <w:b w:val="0"/>
+                <w:i w:val="0"/>
+                <w:sz w:val="20"/>
+              </w:rPr>
             </w:r>
           </w:p>
         </w:tc>
@@ -6906,15 +6909,16 @@
             <w:shd w:fill="EDF2F9" w:val="clear"/>
           </w:tcPr>
           <w:p>
-            <w:r/>
-            <w:r>
-              <w:rPr>
-                <w:rFonts w:ascii="SimSun" w:hAnsi="SimSun"/>
-                <w:b w:val="0"/>
-                <w:i w:val="0"/>
-                <w:sz w:val="20"/>
-              </w:rPr>
-              <w:t>Thread Rolling</w:t>
+            <w:r>
+              <w:t>Precision Machining</w:t>
+            </w:r>
+            <w:r>
+              <w:rPr>
+                <w:rFonts w:ascii="SimSun" w:hAnsi="SimSun"/>
+                <w:b w:val="0"/>
+                <w:i w:val="0"/>
+                <w:sz w:val="20"/>
+              </w:rPr>
             </w:r>
           </w:p>
         </w:tc>
@@ -6932,7 +6936,7 @@
                 <w:i w:val="0"/>
                 <w:sz w:val="20"/>
               </w:rPr>
-              <w:t>捺丝</w:t>
+              <w:t>精加工</w:t>
             </w:r>
           </w:p>
         </w:tc>
@@ -6942,15 +6946,16 @@
             <w:shd w:fill="EDF2F9" w:val="clear"/>
           </w:tcPr>
           <w:p>
-            <w:r/>
-            <w:r>
-              <w:rPr>
-                <w:rFonts w:ascii="SimSun" w:hAnsi="SimSun"/>
-                <w:b w:val="0"/>
-                <w:i w:val="0"/>
-                <w:sz w:val="20"/>
-              </w:rPr>
-              <w:t>搓丝</w:t>
+            <w:r>
+              <w:t>精加工</w:t>
+            </w:r>
+            <w:r>
+              <w:rPr>
+                <w:rFonts w:ascii="SimSun" w:hAnsi="SimSun"/>
+                <w:b w:val="0"/>
+                <w:i w:val="0"/>
+                <w:sz w:val="20"/>
+              </w:rPr>
             </w:r>
           </w:p>
         </w:tc>
@@ -6960,15 +6965,16 @@
             <w:shd w:fill="EDF2F9" w:val="clear"/>
           </w:tcPr>
           <w:p>
-            <w:r/>
-            <w:r>
-              <w:rPr>
-                <w:rFonts w:ascii="SimSun" w:hAnsi="SimSun"/>
-                <w:b w:val="0"/>
-                <w:i w:val="0"/>
-                <w:sz w:val="20"/>
-              </w:rPr>
-              <w:t>通过搓丝板或滚丝轮在工件上加工螺纹</w:t>
+            <w:r>
+              <w:t>通过加工刀具或精加工轮在工件上精加工</w:t>
+            </w:r>
+            <w:r>
+              <w:rPr>
+                <w:rFonts w:ascii="SimSun" w:hAnsi="SimSun"/>
+                <w:b w:val="0"/>
+                <w:i w:val="0"/>
+                <w:sz w:val="20"/>
+              </w:rPr>
             </w:r>
           </w:p>
         </w:tc>
@@ -7021,41 +7027,42 @@
                 <w:i w:val="0"/>
                 <w:sz w:val="20"/>
               </w:rPr>
-              <w:t>切削螺纹</w:t>
-            </w:r>
-          </w:p>
-        </w:tc>
-        <w:tc>
-          <w:tcPr>
-            <w:tcW w:type="dxa" w:w="1660"/>
-          </w:tcPr>
-          <w:p>
-            <w:r/>
-            <w:r>
-              <w:rPr>
-                <w:rFonts w:ascii="SimSun" w:hAnsi="SimSun"/>
-                <w:b w:val="0"/>
-                <w:i w:val="0"/>
-                <w:sz w:val="20"/>
-              </w:rPr>
-              <w:t>攻丝/切削螺纹</w:t>
-            </w:r>
-          </w:p>
-        </w:tc>
-        <w:tc>
-          <w:tcPr>
-            <w:tcW w:type="dxa" w:w="1660"/>
-          </w:tcPr>
-          <w:p>
-            <w:r/>
-            <w:r>
-              <w:rPr>
-                <w:rFonts w:ascii="SimSun" w:hAnsi="SimSun"/>
-                <w:b w:val="0"/>
-                <w:i w:val="0"/>
-                <w:sz w:val="20"/>
-              </w:rPr>
-              <w:t>通过切削方式加工螺纹</w:t>
+              <w:t>切削加工</w:t>
+            </w:r>
+          </w:p>
+        </w:tc>
+        <w:tc>
+          <w:tcPr>
+            <w:tcW w:type="dxa" w:w="1660"/>
+          </w:tcPr>
+          <w:p>
+            <w:r>
+              <w:t>精加工/切削加工</w:t>
+            </w:r>
+            <w:r>
+              <w:rPr>
+                <w:rFonts w:ascii="SimSun" w:hAnsi="SimSun"/>
+                <w:b w:val="0"/>
+                <w:i w:val="0"/>
+                <w:sz w:val="20"/>
+              </w:rPr>
+            </w:r>
+          </w:p>
+        </w:tc>
+        <w:tc>
+          <w:tcPr>
+            <w:tcW w:type="dxa" w:w="1660"/>
+          </w:tcPr>
+          <w:p>
+            <w:r/>
+            <w:r>
+              <w:rPr>
+                <w:rFonts w:ascii="SimSun" w:hAnsi="SimSun"/>
+                <w:b w:val="0"/>
+                <w:i w:val="0"/>
+                <w:sz w:val="20"/>
+              </w:rPr>
+              <w:t>通过切削方式精加工</w:t>
             </w:r>
           </w:p>
         </w:tc>
@@ -7226,15 +7233,16 @@
             <w:tcW w:type="dxa" w:w="1660"/>
           </w:tcPr>
           <w:p>
-            <w:r/>
-            <w:r>
-              <w:rPr>
-                <w:rFonts w:ascii="SimSun" w:hAnsi="SimSun"/>
-                <w:b w:val="0"/>
-                <w:i w:val="0"/>
-                <w:sz w:val="20"/>
-              </w:rPr>
-              <w:t>冷镦机上完成一个成型步骤的上下模组合</w:t>
+            <w:r>
+              <w:t>机加工设备上完成一个成型步骤的上下模组合</w:t>
+            </w:r>
+            <w:r>
+              <w:rPr>
+                <w:rFonts w:ascii="SimSun" w:hAnsi="SimSun"/>
+                <w:b w:val="0"/>
+                <w:i w:val="0"/>
+                <w:sz w:val="20"/>
+              </w:rPr>
             </w:r>
           </w:p>
         </w:tc>
@@ -7318,15 +7326,16 @@
             <w:shd w:fill="EDF2F9" w:val="clear"/>
           </w:tcPr>
           <w:p>
-            <w:r/>
-            <w:r>
-              <w:rPr>
-                <w:rFonts w:ascii="SimSun" w:hAnsi="SimSun"/>
-                <w:b w:val="0"/>
-                <w:i w:val="0"/>
-                <w:sz w:val="20"/>
-              </w:rPr>
-              <w:t>将线材切断为一定长度的坯料</w:t>
+            <w:r>
+              <w:t>将原材料切断为一定长度的坯料</w:t>
+            </w:r>
+            <w:r>
+              <w:rPr>
+                <w:rFonts w:ascii="SimSun" w:hAnsi="SimSun"/>
+                <w:b w:val="0"/>
+                <w:i w:val="0"/>
+                <w:sz w:val="20"/>
+              </w:rPr>
             </w:r>
           </w:p>
         </w:tc>
@@ -7405,15 +7414,16 @@
             <w:tcW w:type="dxa" w:w="1660"/>
           </w:tcPr>
           <w:p>
-            <w:r/>
-            <w:r>
-              <w:rPr>
-                <w:rFonts w:ascii="SimSun" w:hAnsi="SimSun"/>
-                <w:b w:val="0"/>
-                <w:i w:val="0"/>
-                <w:sz w:val="20"/>
-              </w:rPr>
-              <w:t>去除冷镦成型后工件上的飞边或毛刺</w:t>
+            <w:r>
+              <w:t>去除机加工成型后工件上的飞边或毛刺</w:t>
+            </w:r>
+            <w:r>
+              <w:rPr>
+                <w:rFonts w:ascii="SimSun" w:hAnsi="SimSun"/>
+                <w:b w:val="0"/>
+                <w:i w:val="0"/>
+                <w:sz w:val="20"/>
+              </w:rPr>
             </w:r>
           </w:p>
         </w:tc>
@@ -7763,15 +7773,16 @@
             <w:tcW w:type="dxa" w:w="1660"/>
           </w:tcPr>
           <w:p>
-            <w:r/>
-            <w:r>
-              <w:rPr>
-                <w:rFonts w:ascii="SimSun" w:hAnsi="SimSun"/>
-                <w:b w:val="0"/>
-                <w:i w:val="0"/>
-                <w:sz w:val="20"/>
-              </w:rPr>
-              <w:t>螺栓在不产生永久变形的情况下能承受的最大载荷</w:t>
+            <w:r>
+              <w:t>工件在不产生永久变形的情况下能承受的最大载荷</w:t>
+            </w:r>
+            <w:r>
+              <w:rPr>
+                <w:rFonts w:ascii="SimSun" w:hAnsi="SimSun"/>
+                <w:b w:val="0"/>
+                <w:i w:val="0"/>
+                <w:sz w:val="20"/>
+              </w:rPr>
             </w:r>
           </w:p>
         </w:tc>
@@ -7855,15 +7866,16 @@
             <w:shd w:fill="EDF2F9" w:val="clear"/>
           </w:tcPr>
           <w:p>
-            <w:r/>
-            <w:r>
-              <w:rPr>
-                <w:rFonts w:ascii="SimSun" w:hAnsi="SimSun"/>
-                <w:b w:val="0"/>
-                <w:i w:val="0"/>
-                <w:sz w:val="20"/>
-              </w:rPr>
-              <w:t>螺栓拧紧时施加的旋转力</w:t>
+            <w:r>
+              <w:t>工件拧紧时施加的旋转力</w:t>
+            </w:r>
+            <w:r>
+              <w:rPr>
+                <w:rFonts w:ascii="SimSun" w:hAnsi="SimSun"/>
+                <w:b w:val="0"/>
+                <w:i w:val="0"/>
+                <w:sz w:val="20"/>
+              </w:rPr>
             </w:r>
           </w:p>
         </w:tc>
@@ -7933,24 +7945,24 @@
                 <w:i w:val="0"/>
                 <w:sz w:val="20"/>
               </w:rPr>
-              <w:t>螺距</w:t>
-            </w:r>
-          </w:p>
-        </w:tc>
-        <w:tc>
-          <w:tcPr>
-            <w:tcW w:type="dxa" w:w="1660"/>
-          </w:tcPr>
-          <w:p>
-            <w:r/>
-            <w:r>
-              <w:rPr>
-                <w:rFonts w:ascii="SimSun" w:hAnsi="SimSun"/>
-                <w:b w:val="0"/>
-                <w:i w:val="0"/>
-                <w:sz w:val="20"/>
-              </w:rPr>
-              <w:t>螺纹相邻两牙之间的距离</w:t>
+              <w:t>公差</w:t>
+            </w:r>
+          </w:p>
+        </w:tc>
+        <w:tc>
+          <w:tcPr>
+            <w:tcW w:type="dxa" w:w="1660"/>
+          </w:tcPr>
+          <w:p>
+            <w:r/>
+            <w:r>
+              <w:rPr>
+                <w:rFonts w:ascii="SimSun" w:hAnsi="SimSun"/>
+                <w:b w:val="0"/>
+                <w:i w:val="0"/>
+                <w:sz w:val="20"/>
+              </w:rPr>
+              <w:t>相邻两牙之间的距离</w:t>
             </w:r>
           </w:p>
         </w:tc>
@@ -8121,15 +8133,16 @@
             <w:tcW w:type="dxa" w:w="1660"/>
           </w:tcPr>
           <w:p>
-            <w:r/>
-            <w:r>
-              <w:rPr>
-                <w:rFonts w:ascii="SimSun" w:hAnsi="SimSun"/>
-                <w:b w:val="0"/>
-                <w:i w:val="0"/>
-                <w:sz w:val="20"/>
-              </w:rPr>
-              <w:t>将线材通过模具拉拔到所需直径</w:t>
+            <w:r>
+              <w:t>将原材料通过模具拉拔到所需直径</w:t>
+            </w:r>
+            <w:r>
+              <w:rPr>
+                <w:rFonts w:ascii="SimSun" w:hAnsi="SimSun"/>
+                <w:b w:val="0"/>
+                <w:i w:val="0"/>
+                <w:sz w:val="20"/>
+              </w:rPr>
             </w:r>
           </w:p>
         </w:tc>
@@ -8167,7 +8180,7 @@
                 <w:i w:val="0"/>
                 <w:sz w:val="20"/>
               </w:rPr>
-              <w:t>Heading Machine</w:t>
+              <w:t>Machining Equipment</w:t>
             </w:r>
           </w:p>
         </w:tc>
@@ -8195,15 +8208,16 @@
             <w:shd w:fill="EDF2F9" w:val="clear"/>
           </w:tcPr>
           <w:p>
-            <w:r/>
-            <w:r>
-              <w:rPr>
-                <w:rFonts w:ascii="SimSun" w:hAnsi="SimSun"/>
-                <w:b w:val="0"/>
-                <w:i w:val="0"/>
-                <w:sz w:val="20"/>
-              </w:rPr>
-              <w:t>冷镦机</w:t>
+            <w:r>
+              <w:t>机加工设备</w:t>
+            </w:r>
+            <w:r>
+              <w:rPr>
+                <w:rFonts w:ascii="SimSun" w:hAnsi="SimSun"/>
+                <w:b w:val="0"/>
+                <w:i w:val="0"/>
+                <w:sz w:val="20"/>
+              </w:rPr>
             </w:r>
           </w:p>
         </w:tc>
@@ -8213,15 +8227,16 @@
             <w:shd w:fill="EDF2F9" w:val="clear"/>
           </w:tcPr>
           <w:p>
-            <w:r/>
-            <w:r>
-              <w:rPr>
-                <w:rFonts w:ascii="SimSun" w:hAnsi="SimSun"/>
-                <w:b w:val="0"/>
-                <w:i w:val="0"/>
-                <w:sz w:val="20"/>
-              </w:rPr>
-              <w:t>用于冷镦成型的专用设备</w:t>
+            <w:r>
+              <w:t>用于机加工成型的专用设备</w:t>
+            </w:r>
+            <w:r>
+              <w:rPr>
+                <w:rFonts w:ascii="SimSun" w:hAnsi="SimSun"/>
+                <w:b w:val="0"/>
+                <w:i w:val="0"/>
+                <w:sz w:val="20"/>
+              </w:rPr>
             </w:r>
           </w:p>
         </w:tc>
@@ -8257,7 +8272,7 @@
                 <w:i w:val="0"/>
                 <w:sz w:val="20"/>
               </w:rPr>
-              <w:t>Nut Former</w:t>
+              <w:t>Part Former</w:t>
             </w:r>
           </w:p>
         </w:tc>
@@ -8283,32 +8298,34 @@
             <w:tcW w:type="dxa" w:w="1660"/>
           </w:tcPr>
           <w:p>
-            <w:r/>
-            <w:r>
-              <w:rPr>
-                <w:rFonts w:ascii="SimSun" w:hAnsi="SimSun"/>
-                <w:b w:val="0"/>
-                <w:i w:val="0"/>
-                <w:sz w:val="20"/>
-              </w:rPr>
-              <w:t>螺母成型机</w:t>
-            </w:r>
-          </w:p>
-        </w:tc>
-        <w:tc>
-          <w:tcPr>
-            <w:tcW w:type="dxa" w:w="1660"/>
-          </w:tcPr>
-          <w:p>
-            <w:r/>
-            <w:r>
-              <w:rPr>
-                <w:rFonts w:ascii="SimSun" w:hAnsi="SimSun"/>
-                <w:b w:val="0"/>
-                <w:i w:val="0"/>
-                <w:sz w:val="20"/>
-              </w:rPr>
-              <w:t>专门用于生产螺母的冷镦设备</w:t>
+            <w:r>
+              <w:t>工件成型机</w:t>
+            </w:r>
+            <w:r>
+              <w:rPr>
+                <w:rFonts w:ascii="SimSun" w:hAnsi="SimSun"/>
+                <w:b w:val="0"/>
+                <w:i w:val="0"/>
+                <w:sz w:val="20"/>
+              </w:rPr>
+            </w:r>
+          </w:p>
+        </w:tc>
+        <w:tc>
+          <w:tcPr>
+            <w:tcW w:type="dxa" w:w="1660"/>
+          </w:tcPr>
+          <w:p>
+            <w:r>
+              <w:t>专门用于生产工件的机加工设备</w:t>
+            </w:r>
+            <w:r>
+              <w:rPr>
+                <w:rFonts w:ascii="SimSun" w:hAnsi="SimSun"/>
+                <w:b w:val="0"/>
+                <w:i w:val="0"/>
+                <w:sz w:val="20"/>
+              </w:rPr>
             </w:r>
           </w:p>
         </w:tc>
@@ -8346,7 +8363,7 @@
                 <w:i w:val="0"/>
                 <w:sz w:val="20"/>
               </w:rPr>
-              <w:t>Thread Roller</w:t>
+              <w:t>Precision Machining Equipment</w:t>
             </w:r>
           </w:p>
         </w:tc>
@@ -8356,15 +8373,16 @@
             <w:shd w:fill="EDF2F9" w:val="clear"/>
           </w:tcPr>
           <w:p>
-            <w:r/>
-            <w:r>
-              <w:rPr>
-                <w:rFonts w:ascii="SimSun" w:hAnsi="SimSun"/>
-                <w:b w:val="0"/>
-                <w:i w:val="0"/>
-                <w:sz w:val="20"/>
-              </w:rPr>
-              <w:t>搓丝机</w:t>
+            <w:r>
+              <w:t>精加工设备</w:t>
+            </w:r>
+            <w:r>
+              <w:rPr>
+                <w:rFonts w:ascii="SimSun" w:hAnsi="SimSun"/>
+                <w:b w:val="0"/>
+                <w:i w:val="0"/>
+                <w:sz w:val="20"/>
+              </w:rPr>
             </w:r>
           </w:p>
         </w:tc>
@@ -8374,15 +8392,16 @@
             <w:shd w:fill="EDF2F9" w:val="clear"/>
           </w:tcPr>
           <w:p>
-            <w:r/>
-            <w:r>
-              <w:rPr>
-                <w:rFonts w:ascii="SimSun" w:hAnsi="SimSun"/>
-                <w:b w:val="0"/>
-                <w:i w:val="0"/>
-                <w:sz w:val="20"/>
-              </w:rPr>
-              <w:t>搓丝机/滚丝机</w:t>
+            <w:r>
+              <w:t>精加工设备/精加工机</w:t>
+            </w:r>
+            <w:r>
+              <w:rPr>
+                <w:rFonts w:ascii="SimSun" w:hAnsi="SimSun"/>
+                <w:b w:val="0"/>
+                <w:i w:val="0"/>
+                <w:sz w:val="20"/>
+              </w:rPr>
             </w:r>
           </w:p>
         </w:tc>
@@ -8400,7 +8419,7 @@
                 <w:i w:val="0"/>
                 <w:sz w:val="20"/>
               </w:rPr>
-              <w:t>用于加工外螺纹的设备</w:t>
+              <w:t>用于精密加工的设备</w:t>
             </w:r>
           </w:p>
         </w:tc>
@@ -8482,7 +8501,7 @@
           <w:i w:val="0"/>
           <w:sz w:val="22"/>
         </w:rPr>
-        <w:t>紧固件行业术语为行业通用术语，具体工艺参数请参考相关标准</w:t>
+        <w:t>制造业术语为行业通用术语，具体工艺参数请参考相关标准</w:t>
       </w:r>
     </w:p>
     <w:p>
